--- a/브라질 변호사/2부/2부_8화_기준일.docx
+++ b/브라질 변호사/2부/2부_8화_기준일.docx
@@ -36,7 +36,7 @@
           <w:i w:val="0"/>
           <w:sz w:val="22"/>
         </w:rPr>
-        <w:t>하파엘 ‘하파’ 멘지스(노바 카라자이 공설변호인, 이번 출장은 ‘참관’ 자격) / 모에마 타피라이(아루아칸 여성 지도자, 헤지 클라레이라 공동 조정자) / 카우에(모에마의 조카, 숲 지킴이) / 루시아 폰치스(«Folha do Tapirá» 기자) / 비아(공설변호인청 인턴) / 소니아 게지스(청장, 전화) / 에드바우두 핀투(선임 공설변호인) / 호질레니(남부에서 온 다른 민족의 여성 지도자, 신규) / 파비우 헤젠지(실비아 바스투스 상원의원 보좌관, 신규) / 실비아 바스투스(상원의원, 법안 반대, 신규) / 올라부 케이로가(상원의원, ‘기준일’ 법안 보고자, 신규) / 위원장(상원 헌법·사법·시민권 위원회 위원장, 이름 없음) / 아데마르 브룽(소농, 공청회 증인, 신규) / 오타비우 린스(케이로스 타바리스 파트너, 인허가 법안 로비차 브라질리아 방문) / 라세르다 대위(연방구 헌병대 현장 지휘관, 신규) / 세우 시쿠(버스터미널 파스텔 가게 주인, 신규)</w:t>
+        <w:t>하파엘 ‘하파’ 멘지스(노바 카라자이 공설변호인, 이번 출장은 ‘참관’ 자격) / 모에마 타피라이(아루아칸 여성 지도자, 헤지 클라레이라 공동 조정자) / 카우에(모에마의 조카, 숲 지킴이) / 루시아 폰치스(«Folha do Tapirá» 기자) / 비아(공설변호인청 인턴) / 소니아 게지스(청장, 전화) / 에드바우두 핀투(선임 공설변호인) / 주레마(남부에서 온 다른 민족의 여성 지도자, 신규) / 파비우 헤젠지(실비아 바스투스 상원의원 보좌관, 신규) / 실비아 바스투스(상원의원, 법안 반대, 신규) / 올라부 케이로가(상원의원, ‘기준일’ 법안 보고자, 신규) / 위원장(상원 헌법·사법·시민권 위원회 위원장, 이름 없음) / 아데마르 브룽(소농, 공청회 증인, 신규) / 오타비우 린스(케이로스 타바리스 파트너, 인허가 법안 로비차 브라질리아 방문) / 라세르다 대위(연방구 헌병대 현장 지휘관, 신규) / 세우 시쿠(버스터미널 파스텔 가게 주인, 신규)</w:t>
       </w:r>
     </w:p>
     <w:p>
@@ -524,7 +524,7 @@
           <w:i w:val="0"/>
           <w:sz w:val="22"/>
         </w:rPr>
-        <w:t xml:space="preserve">Rosilene: </w:t>
+        <w:t xml:space="preserve">Jurema: </w:t>
       </w:r>
       <w:r>
         <w:rPr>
@@ -556,7 +556,7 @@
           <w:i w:val="0"/>
           <w:sz w:val="22"/>
         </w:rPr>
-        <w:t xml:space="preserve">Rosilene. </w:t>
+        <w:t xml:space="preserve">Jurema. </w:t>
       </w:r>
       <w:r>
         <w:rPr>
@@ -589,7 +589,7 @@
           <w:i w:val="0"/>
           <w:sz w:val="22"/>
         </w:rPr>
-        <w:t xml:space="preserve">Rosilene: </w:t>
+        <w:t xml:space="preserve">Jurema: </w:t>
       </w:r>
       <w:r>
         <w:rPr>
@@ -714,7 +714,7 @@
           <w:i w:val="0"/>
           <w:sz w:val="22"/>
         </w:rPr>
-        <w:t xml:space="preserve">Rosilene: </w:t>
+        <w:t xml:space="preserve">Jurema: </w:t>
       </w:r>
       <w:r>
         <w:rPr>
@@ -770,7 +770,7 @@
           <w:i w:val="0"/>
           <w:sz w:val="22"/>
         </w:rPr>
-        <w:t xml:space="preserve">Rosilene: </w:t>
+        <w:t xml:space="preserve">Jurema: </w:t>
       </w:r>
       <w:r>
         <w:rPr>
@@ -835,7 +835,7 @@
           <w:i w:val="0"/>
           <w:sz w:val="22"/>
         </w:rPr>
-        <w:t xml:space="preserve">Rosilene: </w:t>
+        <w:t xml:space="preserve">Jurema: </w:t>
       </w:r>
       <w:r>
         <w:rPr>
@@ -927,7 +927,7 @@
           <w:i w:val="0"/>
           <w:sz w:val="22"/>
         </w:rPr>
-        <w:t xml:space="preserve">Rosilene: </w:t>
+        <w:t xml:space="preserve">Jurema: </w:t>
       </w:r>
       <w:r>
         <w:rPr>
@@ -2958,7 +2958,7 @@
           <w:i w:val="0"/>
           <w:sz w:val="22"/>
         </w:rPr>
-        <w:t>O projeto do licenciamento. Duas comissões depois dessa. A Prado, a Morais Leal e mais três clientes querem a mesma coisa: licença em seis meses, não em seis anos.</w:t>
+        <w:t>O projeto do licenciamento. Duas comissões depois dessa. A Prado, a Moraes Leal e mais três clientes querem a mesma coisa: licença em seis meses, não em seis anos.</w:t>
       </w:r>
     </w:p>
     <w:p>
@@ -3494,7 +3494,7 @@
           <w:i w:val="0"/>
           <w:sz w:val="22"/>
         </w:rPr>
-        <w:t>Eu sou uma das lideranças. Esse é o Kauê, essa é a Rosilene. Fala com nós três.</w:t>
+        <w:t>Eu sou uma das lideranças. Esse é o Kauê, essa é a Jurema. Fala com nós três.</w:t>
       </w:r>
     </w:p>
     <w:p>
@@ -3610,7 +3610,7 @@
           <w:i w:val="0"/>
           <w:sz w:val="22"/>
         </w:rPr>
-        <w:t xml:space="preserve">Rosilene: </w:t>
+        <w:t xml:space="preserve">Jurema: </w:t>
       </w:r>
       <w:r>
         <w:rPr>
@@ -3999,7 +3999,7 @@
           <w:i w:val="0"/>
           <w:sz w:val="22"/>
         </w:rPr>
-        <w:t xml:space="preserve">Rosilene: </w:t>
+        <w:t xml:space="preserve">Jurema: </w:t>
       </w:r>
       <w:r>
         <w:rPr>
@@ -4360,7 +4360,7 @@
           <w:i w:val="0"/>
           <w:sz w:val="22"/>
         </w:rPr>
-        <w:t xml:space="preserve">Rosilene: </w:t>
+        <w:t xml:space="preserve">Jurema: </w:t>
       </w:r>
       <w:r>
         <w:rPr>
